--- a/交付成果/第三轮修订版/第三轮4周版/读书会23_小问答经讲记：萨迦耶见与圣八支道_4周资料包（第三版修订）/Word版/第1周_经之缘起与萨迦耶执取_主持人版.docx
+++ b/交付成果/第三轮修订版/第三轮4周版/读书会23_小问答经讲记：萨迦耶见与圣八支道_4周资料包（第三版修订）/Word版/第1周_经之缘起与萨迦耶执取_主持人版.docx
@@ -11641,6 +11641,356 @@
           <w:b w:val="0"/>
         </w:rPr>
         <w:t>&lt;!--EXT_READ--&gt;</w:t>
+      </w:r>
+    </w:p>
+    <w:p>
+      <w:r>
+        <w:rPr>
+          <w:b/>
+          <w:color w:val="1F3864"/>
+          <w:sz w:val="26"/>
+        </w:rPr>
+        <w:t>🖼 课件原图（源 PDF 渲染·供投屏）</w:t>
+      </w:r>
+    </w:p>
+    <w:p>
+      <w:pPr>
+        <w:ind w:left="170"/>
+        <w:pBdr>
+          <w:left w:val="single" w:sz="18" w:space="4" w:color="1F3864"/>
+        </w:pBdr>
+        <w:shd w:val="clear" w:fill="F2F5FA"/>
+      </w:pPr>
+      <w:r>
+        <w:rPr>
+          <w:b w:val="0"/>
+        </w:rPr>
+        <w:t>下列图片为正文标注「图形页／无法逐字提取／图版」处对应的</w:t>
+      </w:r>
+      <w:r>
+        <w:rPr>
+          <w:b/>
+        </w:rPr>
+        <w:t>源课件整页渲染</w:t>
+      </w:r>
+      <w:r>
+        <w:rPr>
+          <w:b w:val="0"/>
+        </w:rPr>
+        <w:t>（自知识库媒体导出后 pymupdf 渲染，供投屏或板书对照）；每页标注源材料与页码。《共读原文》文字一字未改。</w:t>
+      </w:r>
+    </w:p>
+    <w:p>
+      <w:r>
+        <w:rPr>
+          <w:b/>
+        </w:rPr>
+        <w:t>拼版总图（整册缩略·目视定位用）</w:t>
+      </w:r>
+    </w:p>
+    <w:p>
+      <w:pPr>
+        <w:pStyle w:val="ListBullet"/>
+      </w:pPr>
+      <w:r>
+        <w:rPr>
+          <w:b w:val="0"/>
+        </w:rPr>
+        <w:t>《小问答经讲记》01-古源尊者-20251101（课件）：![拼版总图·《小问答经讲记》01-古源尊者-20251101（课件）](课件原图/拼版_55ae065a.png)</w:t>
+      </w:r>
+    </w:p>
+    <w:p>
+      <w:pPr>
+        <w:pStyle w:val="ListBullet"/>
+      </w:pPr>
+      <w:r>
+        <w:rPr>
+          <w:b w:val="0"/>
+        </w:rPr>
+        <w:t>《小问答经讲记》02-古源尊者-20251102（课件）：![拼版总图·《小问答经讲记》02-古源尊者-20251102（课件）](课件原图/拼版_25f599fa.png)</w:t>
+      </w:r>
+    </w:p>
+    <w:p>
+      <w:pPr>
+        <w:pStyle w:val="ListBullet"/>
+      </w:pPr>
+      <w:r>
+        <w:rPr>
+          <w:b w:val="0"/>
+        </w:rPr>
+        <w:t>《根本五十篇 Mūlapaṇṇāsapāḷi.pdf》：![拼版总图·《根本五十篇 Mūlapaṇṇāsapāḷi.pdf》](课件原图/拼版_0eb6563b.png)</w:t>
+      </w:r>
+    </w:p>
+    <w:p>
+      <w:pPr>
+        <w:pStyle w:val="ListBullet"/>
+      </w:pPr>
+      <w:r>
+        <w:rPr>
+          <w:b w:val="0"/>
+        </w:rPr>
+        <w:t>《蕴品 Khandhavaggapāḷi.pdf》：![拼版总图·《蕴品 Khandhavaggapāḷi.pdf》](课件原图/拼版_541b5b37.png)</w:t>
+      </w:r>
+    </w:p>
+    <w:p>
+      <w:pPr>
+        <w:pStyle w:val="ListBullet"/>
+      </w:pPr>
+      <w:r>
+        <w:rPr>
+          <w:b w:val="0"/>
+        </w:rPr>
+        <w:t>《根本五十篇义注 Mūlapaṇṇāsa-Aṭṭhakathā.pdf》：![拼版总图·《根本五十篇义注 Mūlapaṇṇāsa-Aṭṭhakathā.pdf》](课件原图/拼版_14a1262e.png)</w:t>
+      </w:r>
+    </w:p>
+    <w:p>
+      <w:pPr>
+        <w:pStyle w:val="ListBullet"/>
+      </w:pPr>
+      <w:r>
+        <w:rPr>
+          <w:b w:val="0"/>
+        </w:rPr>
+        <w:t>《小问答经讲记》03-古源尊者-20251103（课件）：![拼版总图·《小问答经讲记》03-古源尊者-20251103（课件）](课件原图/拼版_da5e196f.png)</w:t>
+      </w:r>
+    </w:p>
+    <w:p>
+      <w:pPr>
+        <w:pStyle w:val="ListBullet"/>
+      </w:pPr>
+      <w:r>
+        <w:rPr>
+          <w:b w:val="0"/>
+        </w:rPr>
+        <w:t>《190讲-摄集·摄菩提分·法念处·五取蕴&amp;十二处1（共修版）》：![拼版总图·《190讲-摄集·摄菩提分·法念处·五取蕴&amp;十二处1（共修版）》](课件原图/拼版_9e8a58f6.png)</w:t>
+      </w:r>
+    </w:p>
+    <w:p>
+      <w:pPr>
+        <w:pStyle w:val="ListBullet"/>
+      </w:pPr>
+      <w:r>
+        <w:rPr>
+          <w:b w:val="0"/>
+        </w:rPr>
+        <w:t>《根本五十经复注 Mūlapaṇṇāsa-Ṭīkā.pdf》：![拼版总图·《根本五十经复注 Mūlapaṇṇāsa-Ṭīkā.pdf》](课件原图/拼版_cb84fcf6.png)</w:t>
+      </w:r>
+    </w:p>
+    <w:p>
+      <w:r>
+        <w:rPr>
+          <w:b/>
+        </w:rPr>
+        <w:t>图形页（目视定位所得）</w:t>
+      </w:r>
+    </w:p>
+    <w:p>
+      <w:pPr>
+        <w:pStyle w:val="ListBullet"/>
+      </w:pPr>
+      <w:r>
+        <w:rPr>
+          <w:b w:val="0"/>
+        </w:rPr>
+        <w:t>《小问答经讲记》01-古源尊者-20251101（课件）第5页（图版·《小问答经》故事来由（无字图版））：![课件原图·《小问答经讲记》01-古源尊者-20251101（课件）·第5页](课件原图/课件原图_55ae065a_p05.png)</w:t>
+      </w:r>
+    </w:p>
+    <w:p>
+      <w:pPr>
+        <w:pStyle w:val="ListBullet"/>
+      </w:pPr>
+      <w:r>
+        <w:rPr>
+          <w:b w:val="0"/>
+        </w:rPr>
+        <w:t>《小问答经讲记》01-古源尊者-20251101（课件）第6页（图版·毗舍佉成就不还后的特异行为（无字图版））：![课件原图·《小问答经讲记》01-古源尊者-20251101（课件）·第6页](课件原图/课件原图_55ae065a_p06.png)</w:t>
+      </w:r>
+    </w:p>
+    <w:p>
+      <w:pPr>
+        <w:pStyle w:val="ListBullet"/>
+      </w:pPr>
+      <w:r>
+        <w:rPr>
+          <w:b w:val="0"/>
+        </w:rPr>
+        <w:t>《小问答经讲记》02-古源尊者-20251102（课件）第3页（图版·法施的出家与证悟（无字图版））：![课件原图·《小问答经讲记》02-古源尊者-20251102（课件）·第3页](课件原图/课件原图_25f599fa_p03.png)</w:t>
+      </w:r>
+    </w:p>
+    <w:p>
+      <w:pPr>
+        <w:pStyle w:val="ListBullet"/>
+      </w:pPr>
+      <w:r>
+        <w:rPr>
+          <w:b w:val="0"/>
+        </w:rPr>
+        <w:t>《根本五十篇 Mūlapaṇṇāsapāḷi.pdf》：（本册为文字页，无图形页）</w:t>
+      </w:r>
+    </w:p>
+    <w:p>
+      <w:pPr>
+        <w:pStyle w:val="ListBullet"/>
+      </w:pPr>
+      <w:r>
+        <w:rPr>
+          <w:b w:val="0"/>
+        </w:rPr>
+        <w:t>《蕴品 Khandhavaggapāḷi.pdf》：（本册为文字页，无图形页）</w:t>
+      </w:r>
+    </w:p>
+    <w:p>
+      <w:pPr>
+        <w:pStyle w:val="ListBullet"/>
+      </w:pPr>
+      <w:r>
+        <w:rPr>
+          <w:b w:val="0"/>
+        </w:rPr>
+        <w:t>《根本五十篇义注 Mūlapaṇṇāsa-Aṭṭhakathā.pdf》：（本册为文字页，无图形页）</w:t>
+      </w:r>
+    </w:p>
+    <w:p>
+      <w:pPr>
+        <w:pStyle w:val="ListBullet"/>
+      </w:pPr>
+      <w:r>
+        <w:rPr>
+          <w:b w:val="0"/>
+        </w:rPr>
+        <w:t>《小问答经讲记》03-古源尊者-20251103（课件）：（本册为文字页，无图形页）</w:t>
+      </w:r>
+    </w:p>
+    <w:p>
+      <w:pPr>
+        <w:pStyle w:val="ListBullet"/>
+      </w:pPr>
+      <w:r>
+        <w:rPr>
+          <w:b w:val="0"/>
+        </w:rPr>
+        <w:t>《190讲-摄集·摄菩提分·法念处·五取蕴&amp;十二处1（共修版）》第2页（图版（源课件整页））：![课件原图·《190讲-摄集·摄菩提分·法念处·五取蕴&amp;十二处1（共修版）》·第2页](课件原图/课件原图_9e8a58f6_p02.png)</w:t>
+      </w:r>
+    </w:p>
+    <w:p>
+      <w:pPr>
+        <w:pStyle w:val="ListBullet"/>
+      </w:pPr>
+      <w:r>
+        <w:rPr>
+          <w:b w:val="0"/>
+        </w:rPr>
+        <w:t>《190讲-摄集·摄菩提分·法念处·五取蕴&amp;十二处1（共修版）》第3页（结构图·执取五蕴之无明（常见与我见））：![课件原图·《190讲-摄集·摄菩提分·法念处·五取蕴&amp;十二处1（共修版）》·第3页](课件原图/课件原图_9e8a58f6_p03.png)</w:t>
+      </w:r>
+    </w:p>
+    <w:p>
+      <w:pPr>
+        <w:pStyle w:val="ListBullet"/>
+      </w:pPr>
+      <w:r>
+        <w:rPr>
+          <w:b w:val="0"/>
+        </w:rPr>
+        <w:t>《190讲-摄集·摄菩提分·法念处·五取蕴&amp;十二处1（共修版）》第5页（图版（源课件整页））：![课件原图·《190讲-摄集·摄菩提分·法念处·五取蕴&amp;十二处1（共修版）》·第5页](课件原图/课件原图_9e8a58f6_p05.png)</w:t>
+      </w:r>
+    </w:p>
+    <w:p>
+      <w:pPr>
+        <w:pStyle w:val="ListBullet"/>
+      </w:pPr>
+      <w:r>
+        <w:rPr>
+          <w:b w:val="0"/>
+        </w:rPr>
+        <w:t>《190讲-摄集·摄菩提分·法念处·五取蕴&amp;十二处1（共修版）》第7页（结构图·四世五蕴生起）：![课件原图·《190讲-摄集·摄菩提分·法念处·五取蕴&amp;十二处1（共修版）》·第7页](课件原图/课件原图_9e8a58f6_p07.png)</w:t>
+      </w:r>
+    </w:p>
+    <w:p>
+      <w:pPr>
+        <w:pStyle w:val="ListBullet"/>
+      </w:pPr>
+      <w:r>
+        <w:rPr>
+          <w:b w:val="0"/>
+        </w:rPr>
+        <w:t>《190讲-摄集·摄菩提分·法念处·五取蕴&amp;十二处1（共修版）》第11页（图版（源课件整页））：![课件原图·《190讲-摄集·摄菩提分·法念处·五取蕴&amp;十二处1（共修版）》·第11页](课件原图/课件原图_9e8a58f6_p11.png)</w:t>
+      </w:r>
+    </w:p>
+    <w:p>
+      <w:pPr>
+        <w:pStyle w:val="ListBullet"/>
+      </w:pPr>
+      <w:r>
+        <w:rPr>
+          <w:b w:val="0"/>
+        </w:rPr>
+        <w:t>《190讲-摄集·摄菩提分·法念处·五取蕴&amp;十二处1（共修版）》第12页（结构图·五蕴为无常·苦·无我）：![课件原图·《190讲-摄集·摄菩提分·法念处·五取蕴&amp;十二处1（共修版）》·第12页](课件原图/课件原图_9e8a58f6_p12.png)</w:t>
+      </w:r>
+    </w:p>
+    <w:p>
+      <w:pPr>
+        <w:pStyle w:val="ListBullet"/>
+      </w:pPr>
+      <w:r>
+        <w:rPr>
+          <w:b w:val="0"/>
+        </w:rPr>
+        <w:t>《190讲-摄集·摄菩提分·法念处·五取蕴&amp;十二处1（共修版）》第13页（图版（源课件整页））：![课件原图·《190讲-摄集·摄菩提分·法念处·五取蕴&amp;十二处1（共修版）》·第13页](课件原图/课件原图_9e8a58f6_p13.png)</w:t>
+      </w:r>
+    </w:p>
+    <w:p>
+      <w:pPr>
+        <w:pStyle w:val="ListBullet"/>
+      </w:pPr>
+      <w:r>
+        <w:rPr>
+          <w:b w:val="0"/>
+        </w:rPr>
+        <w:t>《190讲-摄集·摄菩提分·法念处·五取蕴&amp;十二处1（共修版）》第14页（结构图·了知次第）：![课件原图·《190讲-摄集·摄菩提分·法念处·五取蕴&amp;十二处1（共修版）》·第14页](课件原图/课件原图_9e8a58f6_p14.png)</w:t>
+      </w:r>
+    </w:p>
+    <w:p>
+      <w:pPr>
+        <w:pStyle w:val="ListBullet"/>
+      </w:pPr>
+      <w:r>
+        <w:rPr>
+          <w:b w:val="0"/>
+        </w:rPr>
+        <w:t>《190讲-摄集·摄菩提分·法念处·五取蕴&amp;十二处1（共修版）》第15页（图版（源课件整页））：![课件原图·《190讲-摄集·摄菩提分·法念处·五取蕴&amp;十二处1（共修版）》·第15页](课件原图/课件原图_9e8a58f6_p15.png)</w:t>
+      </w:r>
+    </w:p>
+    <w:p>
+      <w:pPr>
+        <w:pStyle w:val="ListBullet"/>
+      </w:pPr>
+      <w:r>
+        <w:rPr>
+          <w:b w:val="0"/>
+        </w:rPr>
+        <w:t>《190讲-摄集·摄菩提分·法念处·五取蕴&amp;十二处1（共修版）》第16页（图版（源课件整页））：![课件原图·《190讲-摄集·摄菩提分·法念处·五取蕴&amp;十二处1（共修版）》·第16页](课件原图/课件原图_9e8a58f6_p16.png)</w:t>
+      </w:r>
+    </w:p>
+    <w:p>
+      <w:pPr>
+        <w:pStyle w:val="ListBullet"/>
+      </w:pPr>
+      <w:r>
+        <w:rPr>
+          <w:b w:val="0"/>
+        </w:rPr>
+        <w:t>《190讲-摄集·摄菩提分·法念处·五取蕴&amp;十二处1（共修版）》第21页（结构图·触与缘此二者而生起之结）：![课件原图·《190讲-摄集·摄菩提分·法念处·五取蕴&amp;十二处1（共修版）》·第21页](课件原图/课件原图_9e8a58f6_p21.png)</w:t>
+      </w:r>
+    </w:p>
+    <w:p>
+      <w:pPr>
+        <w:pStyle w:val="ListBullet"/>
+      </w:pPr>
+      <w:r>
+        <w:rPr>
+          <w:b w:val="0"/>
+        </w:rPr>
+        <w:t>《根本五十经复注 Mūlapaṇṇāsa-Ṭīkā.pdf》：（本册为文字页，无图形页）</w:t>
       </w:r>
     </w:p>
     <w:sectPr>

--- a/交付成果/第三轮修订版/第三轮4周版/读书会23_小问答经讲记：萨迦耶见与圣八支道_4周资料包（第三版修订）/Word版/第1周_经之缘起与萨迦耶执取_主持人版.docx
+++ b/交付成果/第三轮修订版/第三轮4周版/读书会23_小问答经讲记：萨迦耶见与圣八支道_4周资料包（第三版修订）/Word版/第1周_经之缘起与萨迦耶执取_主持人版.docx
@@ -11677,7 +11677,19 @@
         <w:rPr>
           <w:b w:val="0"/>
         </w:rPr>
-        <w:t>（自知识库媒体导出后 pymupdf 渲染，供投屏或板书对照）；每页标注源材料与页码。《共读原文》文字一字未改。</w:t>
+        <w:t>（自知识库媒体导出后 pymupdf 渲染，供投屏或板书对照）；每页标注源材料与页码。《共读原文》文字一字未改。（</w:t>
+      </w:r>
+      <w:r>
+        <w:rPr>
+          <w:b/>
+        </w:rPr>
+        <w:t>第三轮收敛：每册「拼版总图＋图形页」合计 ≤10 页</w:t>
+      </w:r>
+      <w:r>
+        <w:rPr>
+          <w:b w:val="0"/>
+        </w:rPr>
+        <w:t>，同类择要，优先关系图／流程图／表格／思维导图。）</w:t>
       </w:r>
     </w:p>
     <w:p>
@@ -11696,7 +11708,7 @@
         <w:rPr>
           <w:b w:val="0"/>
         </w:rPr>
-        <w:t>《小问答经讲记》01-古源尊者-20251101（课件）：![拼版总图·《小问答经讲记》01-古源尊者-20251101（课件）](课件原图/拼版_55ae065a.png)</w:t>
+        <w:t>《小问答经讲记》01-古源尊者-20251101（课件）：![拼版总图·《小问答经讲记》01-古源尊者-20251101（课件）](课件原图/拼版_55ae065a.jpg)</w:t>
       </w:r>
     </w:p>
     <w:p>
@@ -11707,7 +11719,7 @@
         <w:rPr>
           <w:b w:val="0"/>
         </w:rPr>
-        <w:t>《小问答经讲记》02-古源尊者-20251102（课件）：![拼版总图·《小问答经讲记》02-古源尊者-20251102（课件）](课件原图/拼版_25f599fa.png)</w:t>
+        <w:t>《小问答经讲记》02-古源尊者-20251102（课件）：![拼版总图·《小问答经讲记》02-古源尊者-20251102（课件）](课件原图/拼版_25f599fa.jpg)</w:t>
       </w:r>
     </w:p>
     <w:p>
@@ -11718,7 +11730,7 @@
         <w:rPr>
           <w:b w:val="0"/>
         </w:rPr>
-        <w:t>《根本五十篇 Mūlapaṇṇāsapāḷi.pdf》：![拼版总图·《根本五十篇 Mūlapaṇṇāsapāḷi.pdf》](课件原图/拼版_0eb6563b.png)</w:t>
+        <w:t>《小问答经讲记》03-古源尊者-20251103（课件）：![拼版总图·《小问答经讲记》03-古源尊者-20251103（课件）](课件原图/拼版_da5e196f.jpg)</w:t>
       </w:r>
     </w:p>
     <w:p>
@@ -11729,7 +11741,15 @@
         <w:rPr>
           <w:b w:val="0"/>
         </w:rPr>
-        <w:t>《蕴品 Khandhavaggapāḷi.pdf》：![拼版总图·《蕴品 Khandhavaggapāḷi.pdf》](课件原图/拼版_541b5b37.png)</w:t>
+        <w:t>《190讲-摄集·摄菩提分·法念处·五取蕴&amp;十二处1（共修版）》：![拼版总图·《190讲-摄集·摄菩提分·法念处·五取蕴&amp;十二处1（共修版）》](课件原图/拼版_9e8a58f6.jpg)</w:t>
+      </w:r>
+    </w:p>
+    <w:p>
+      <w:r>
+        <w:rPr>
+          <w:b/>
+        </w:rPr>
+        <w:t>图形页（目视定位所得）</w:t>
       </w:r>
     </w:p>
     <w:p>
@@ -11740,7 +11760,7 @@
         <w:rPr>
           <w:b w:val="0"/>
         </w:rPr>
-        <w:t>《根本五十篇义注 Mūlapaṇṇāsa-Aṭṭhakathā.pdf》：![拼版总图·《根本五十篇义注 Mūlapaṇṇāsa-Aṭṭhakathā.pdf》](课件原图/拼版_14a1262e.png)</w:t>
+        <w:t>《小问答经讲记》01-古源尊者-20251101（课件）第5页（图版·《小问答经》故事来由（无字图版））：![课件原图·《小问答经讲记》01-古源尊者-20251101（课件）·第5页](课件原图/课件原图_55ae065a_p05.jpg)</w:t>
       </w:r>
     </w:p>
     <w:p>
@@ -11751,7 +11771,7 @@
         <w:rPr>
           <w:b w:val="0"/>
         </w:rPr>
-        <w:t>《小问答经讲记》03-古源尊者-20251103（课件）：![拼版总图·《小问答经讲记》03-古源尊者-20251103（课件）](课件原图/拼版_da5e196f.png)</w:t>
+        <w:t>《小问答经讲记》02-古源尊者-20251102（课件）第3页（图版·法施的出家与证悟（无字图版））：![课件原图·《小问答经讲记》02-古源尊者-20251102（课件）·第3页](课件原图/课件原图_25f599fa_p03.jpg)</w:t>
       </w:r>
     </w:p>
     <w:p>
@@ -11762,7 +11782,7 @@
         <w:rPr>
           <w:b w:val="0"/>
         </w:rPr>
-        <w:t>《190讲-摄集·摄菩提分·法念处·五取蕴&amp;十二处1（共修版）》：![拼版总图·《190讲-摄集·摄菩提分·法念处·五取蕴&amp;十二处1（共修版）》](课件原图/拼版_9e8a58f6.png)</w:t>
+        <w:t>《190讲-摄集·摄菩提分·法念处·五取蕴&amp;十二处1（共修版）》第3页（结构图·执取五蕴之无明（常见与我见））：![课件原图·《190讲-摄集·摄菩提分·法念处·五取蕴&amp;十二处1（共修版）》·第3页](课件原图/课件原图_9e8a58f6_p03.jpg)</w:t>
       </w:r>
     </w:p>
     <w:p>
@@ -11773,15 +11793,7 @@
         <w:rPr>
           <w:b w:val="0"/>
         </w:rPr>
-        <w:t>《根本五十经复注 Mūlapaṇṇāsa-Ṭīkā.pdf》：![拼版总图·《根本五十经复注 Mūlapaṇṇāsa-Ṭīkā.pdf》](课件原图/拼版_cb84fcf6.png)</w:t>
-      </w:r>
-    </w:p>
-    <w:p>
-      <w:r>
-        <w:rPr>
-          <w:b/>
-        </w:rPr>
-        <w:t>图形页（目视定位所得）</w:t>
+        <w:t>《190讲-摄集·摄菩提分·法念处·五取蕴&amp;十二处1（共修版）》第7页（结构图·四世五蕴生起）：![课件原图·《190讲-摄集·摄菩提分·法念处·五取蕴&amp;十二处1（共修版）》·第7页](课件原图/课件原图_9e8a58f6_p07.jpg)</w:t>
       </w:r>
     </w:p>
     <w:p>
@@ -11792,7 +11804,7 @@
         <w:rPr>
           <w:b w:val="0"/>
         </w:rPr>
-        <w:t>《小问答经讲记》01-古源尊者-20251101（课件）第5页（图版·《小问答经》故事来由（无字图版））：![课件原图·《小问答经讲记》01-古源尊者-20251101（课件）·第5页](课件原图/课件原图_55ae065a_p05.png)</w:t>
+        <w:t>《190讲-摄集·摄菩提分·法念处·五取蕴&amp;十二处1（共修版）》第12页（结构图·五蕴为无常·苦·无我）：![课件原图·《190讲-摄集·摄菩提分·法念处·五取蕴&amp;十二处1（共修版）》·第12页](课件原图/课件原图_9e8a58f6_p12.jpg)</w:t>
       </w:r>
     </w:p>
     <w:p>
@@ -11803,194 +11815,7 @@
         <w:rPr>
           <w:b w:val="0"/>
         </w:rPr>
-        <w:t>《小问答经讲记》01-古源尊者-20251101（课件）第6页（图版·毗舍佉成就不还后的特异行为（无字图版））：![课件原图·《小问答经讲记》01-古源尊者-20251101（课件）·第6页](课件原图/课件原图_55ae065a_p06.png)</w:t>
-      </w:r>
-    </w:p>
-    <w:p>
-      <w:pPr>
-        <w:pStyle w:val="ListBullet"/>
-      </w:pPr>
-      <w:r>
-        <w:rPr>
-          <w:b w:val="0"/>
-        </w:rPr>
-        <w:t>《小问答经讲记》02-古源尊者-20251102（课件）第3页（图版·法施的出家与证悟（无字图版））：![课件原图·《小问答经讲记》02-古源尊者-20251102（课件）·第3页](课件原图/课件原图_25f599fa_p03.png)</w:t>
-      </w:r>
-    </w:p>
-    <w:p>
-      <w:pPr>
-        <w:pStyle w:val="ListBullet"/>
-      </w:pPr>
-      <w:r>
-        <w:rPr>
-          <w:b w:val="0"/>
-        </w:rPr>
-        <w:t>《根本五十篇 Mūlapaṇṇāsapāḷi.pdf》：（本册为文字页，无图形页）</w:t>
-      </w:r>
-    </w:p>
-    <w:p>
-      <w:pPr>
-        <w:pStyle w:val="ListBullet"/>
-      </w:pPr>
-      <w:r>
-        <w:rPr>
-          <w:b w:val="0"/>
-        </w:rPr>
-        <w:t>《蕴品 Khandhavaggapāḷi.pdf》：（本册为文字页，无图形页）</w:t>
-      </w:r>
-    </w:p>
-    <w:p>
-      <w:pPr>
-        <w:pStyle w:val="ListBullet"/>
-      </w:pPr>
-      <w:r>
-        <w:rPr>
-          <w:b w:val="0"/>
-        </w:rPr>
-        <w:t>《根本五十篇义注 Mūlapaṇṇāsa-Aṭṭhakathā.pdf》：（本册为文字页，无图形页）</w:t>
-      </w:r>
-    </w:p>
-    <w:p>
-      <w:pPr>
-        <w:pStyle w:val="ListBullet"/>
-      </w:pPr>
-      <w:r>
-        <w:rPr>
-          <w:b w:val="0"/>
-        </w:rPr>
-        <w:t>《小问答经讲记》03-古源尊者-20251103（课件）：（本册为文字页，无图形页）</w:t>
-      </w:r>
-    </w:p>
-    <w:p>
-      <w:pPr>
-        <w:pStyle w:val="ListBullet"/>
-      </w:pPr>
-      <w:r>
-        <w:rPr>
-          <w:b w:val="0"/>
-        </w:rPr>
-        <w:t>《190讲-摄集·摄菩提分·法念处·五取蕴&amp;十二处1（共修版）》第2页（图版（源课件整页））：![课件原图·《190讲-摄集·摄菩提分·法念处·五取蕴&amp;十二处1（共修版）》·第2页](课件原图/课件原图_9e8a58f6_p02.png)</w:t>
-      </w:r>
-    </w:p>
-    <w:p>
-      <w:pPr>
-        <w:pStyle w:val="ListBullet"/>
-      </w:pPr>
-      <w:r>
-        <w:rPr>
-          <w:b w:val="0"/>
-        </w:rPr>
-        <w:t>《190讲-摄集·摄菩提分·法念处·五取蕴&amp;十二处1（共修版）》第3页（结构图·执取五蕴之无明（常见与我见））：![课件原图·《190讲-摄集·摄菩提分·法念处·五取蕴&amp;十二处1（共修版）》·第3页](课件原图/课件原图_9e8a58f6_p03.png)</w:t>
-      </w:r>
-    </w:p>
-    <w:p>
-      <w:pPr>
-        <w:pStyle w:val="ListBullet"/>
-      </w:pPr>
-      <w:r>
-        <w:rPr>
-          <w:b w:val="0"/>
-        </w:rPr>
-        <w:t>《190讲-摄集·摄菩提分·法念处·五取蕴&amp;十二处1（共修版）》第5页（图版（源课件整页））：![课件原图·《190讲-摄集·摄菩提分·法念处·五取蕴&amp;十二处1（共修版）》·第5页](课件原图/课件原图_9e8a58f6_p05.png)</w:t>
-      </w:r>
-    </w:p>
-    <w:p>
-      <w:pPr>
-        <w:pStyle w:val="ListBullet"/>
-      </w:pPr>
-      <w:r>
-        <w:rPr>
-          <w:b w:val="0"/>
-        </w:rPr>
-        <w:t>《190讲-摄集·摄菩提分·法念处·五取蕴&amp;十二处1（共修版）》第7页（结构图·四世五蕴生起）：![课件原图·《190讲-摄集·摄菩提分·法念处·五取蕴&amp;十二处1（共修版）》·第7页](课件原图/课件原图_9e8a58f6_p07.png)</w:t>
-      </w:r>
-    </w:p>
-    <w:p>
-      <w:pPr>
-        <w:pStyle w:val="ListBullet"/>
-      </w:pPr>
-      <w:r>
-        <w:rPr>
-          <w:b w:val="0"/>
-        </w:rPr>
-        <w:t>《190讲-摄集·摄菩提分·法念处·五取蕴&amp;十二处1（共修版）》第11页（图版（源课件整页））：![课件原图·《190讲-摄集·摄菩提分·法念处·五取蕴&amp;十二处1（共修版）》·第11页](课件原图/课件原图_9e8a58f6_p11.png)</w:t>
-      </w:r>
-    </w:p>
-    <w:p>
-      <w:pPr>
-        <w:pStyle w:val="ListBullet"/>
-      </w:pPr>
-      <w:r>
-        <w:rPr>
-          <w:b w:val="0"/>
-        </w:rPr>
-        <w:t>《190讲-摄集·摄菩提分·法念处·五取蕴&amp;十二处1（共修版）》第12页（结构图·五蕴为无常·苦·无我）：![课件原图·《190讲-摄集·摄菩提分·法念处·五取蕴&amp;十二处1（共修版）》·第12页](课件原图/课件原图_9e8a58f6_p12.png)</w:t>
-      </w:r>
-    </w:p>
-    <w:p>
-      <w:pPr>
-        <w:pStyle w:val="ListBullet"/>
-      </w:pPr>
-      <w:r>
-        <w:rPr>
-          <w:b w:val="0"/>
-        </w:rPr>
-        <w:t>《190讲-摄集·摄菩提分·法念处·五取蕴&amp;十二处1（共修版）》第13页（图版（源课件整页））：![课件原图·《190讲-摄集·摄菩提分·法念处·五取蕴&amp;十二处1（共修版）》·第13页](课件原图/课件原图_9e8a58f6_p13.png)</w:t>
-      </w:r>
-    </w:p>
-    <w:p>
-      <w:pPr>
-        <w:pStyle w:val="ListBullet"/>
-      </w:pPr>
-      <w:r>
-        <w:rPr>
-          <w:b w:val="0"/>
-        </w:rPr>
-        <w:t>《190讲-摄集·摄菩提分·法念处·五取蕴&amp;十二处1（共修版）》第14页（结构图·了知次第）：![课件原图·《190讲-摄集·摄菩提分·法念处·五取蕴&amp;十二处1（共修版）》·第14页](课件原图/课件原图_9e8a58f6_p14.png)</w:t>
-      </w:r>
-    </w:p>
-    <w:p>
-      <w:pPr>
-        <w:pStyle w:val="ListBullet"/>
-      </w:pPr>
-      <w:r>
-        <w:rPr>
-          <w:b w:val="0"/>
-        </w:rPr>
-        <w:t>《190讲-摄集·摄菩提分·法念处·五取蕴&amp;十二处1（共修版）》第15页（图版（源课件整页））：![课件原图·《190讲-摄集·摄菩提分·法念处·五取蕴&amp;十二处1（共修版）》·第15页](课件原图/课件原图_9e8a58f6_p15.png)</w:t>
-      </w:r>
-    </w:p>
-    <w:p>
-      <w:pPr>
-        <w:pStyle w:val="ListBullet"/>
-      </w:pPr>
-      <w:r>
-        <w:rPr>
-          <w:b w:val="0"/>
-        </w:rPr>
-        <w:t>《190讲-摄集·摄菩提分·法念处·五取蕴&amp;十二处1（共修版）》第16页（图版（源课件整页））：![课件原图·《190讲-摄集·摄菩提分·法念处·五取蕴&amp;十二处1（共修版）》·第16页](课件原图/课件原图_9e8a58f6_p16.png)</w:t>
-      </w:r>
-    </w:p>
-    <w:p>
-      <w:pPr>
-        <w:pStyle w:val="ListBullet"/>
-      </w:pPr>
-      <w:r>
-        <w:rPr>
-          <w:b w:val="0"/>
-        </w:rPr>
-        <w:t>《190讲-摄集·摄菩提分·法念处·五取蕴&amp;十二处1（共修版）》第21页（结构图·触与缘此二者而生起之结）：![课件原图·《190讲-摄集·摄菩提分·法念处·五取蕴&amp;十二处1（共修版）》·第21页](课件原图/课件原图_9e8a58f6_p21.png)</w:t>
-      </w:r>
-    </w:p>
-    <w:p>
-      <w:pPr>
-        <w:pStyle w:val="ListBullet"/>
-      </w:pPr>
-      <w:r>
-        <w:rPr>
-          <w:b w:val="0"/>
-        </w:rPr>
-        <w:t>《根本五十经复注 Mūlapaṇṇāsa-Ṭīkā.pdf》：（本册为文字页，无图形页）</w:t>
+        <w:t>《190讲-摄集·摄菩提分·法念处·五取蕴&amp;十二处1（共修版）》第21页（结构图·触与缘此二者而生起之结）：![课件原图·《190讲-摄集·摄菩提分·法念处·五取蕴&amp;十二处1（共修版）》·第21页](课件原图/课件原图_9e8a58f6_p21.jpg)</w:t>
       </w:r>
     </w:p>
     <w:sectPr>
